--- a/submission/01-技术文档.docx
+++ b/submission/01-技术文档.docx
@@ -13,7 +13,7 @@
           <w:color w:val="121A30"/>
           <w:sz w:val="40"/>
         </w:rPr>
-        <w:t>银行 AI 智能体 · 技术文档</w:t>
+        <w:t>令行 · 技术文档</w:t>
       </w:r>
     </w:p>
     <w:tbl>
